--- a/docs/系统开发文档.docx
+++ b/docs/系统开发文档.docx
@@ -1032,7 +1032,7 @@
           <w:color w:val="1F4D78"/>
           <w:sz w:val="20"/>
         </w:rPr>
-        <w:t>├── app.py                 # Flask 主程序（全部后端逻辑与 API）</w:t>
+        <w:t>├── .gitignore              # Git 忽略规则（backups/、日志、缓存等）</w:t>
       </w:r>
       <w:r>
         <w:br/>
@@ -1043,7 +1043,29 @@
           <w:color w:val="1F4D78"/>
           <w:sz w:val="20"/>
         </w:rPr>
+        <w:t>├── app.py                 # Flask 主程序（全部后端逻辑与 API）</w:t>
+      </w:r>
+      <w:r>
+        <w:br/>
+      </w:r>
+      <w:r>
+        <w:rPr>
+          <w:rFonts w:ascii="Consolas" w:hAnsi="Consolas" w:eastAsia="微软雅黑"/>
+          <w:color w:val="1F4D78"/>
+          <w:sz w:val="20"/>
+        </w:rPr>
         <w:t>├── requirements.txt       # 依赖：flask、openpyxl、filelock</w:t>
+      </w:r>
+      <w:r>
+        <w:br/>
+      </w:r>
+      <w:r>
+        <w:rPr>
+          <w:rFonts w:ascii="Consolas" w:hAnsi="Consolas" w:eastAsia="微软雅黑"/>
+          <w:color w:val="1F4D78"/>
+          <w:sz w:val="20"/>
+        </w:rPr>
+        <w:t>├── sync.ps1               # 一键提交并推送到 GitHub 的脚本</w:t>
       </w:r>
       <w:r>
         <w:br/>
@@ -11772,6 +11794,674 @@
     </w:p>
     <w:p>
       <w:pPr>
+        <w:pStyle w:val="Heading2"/>
+      </w:pPr>
+      <w:r>
+        <w:rPr>
+          <w:rFonts w:ascii="Calibri" w:hAnsi="Calibri" w:eastAsia="微软雅黑"/>
+          <w:b/>
+          <w:color w:val="2E74B5"/>
+          <w:sz w:val="26"/>
+        </w:rPr>
+        <w:t>7.5 版本管理（Git/GitHub 同步）</w:t>
+      </w:r>
+    </w:p>
+    <w:p>
+      <w:r>
+        <w:rPr>
+          <w:rFonts w:ascii="Calibri" w:hAnsi="Calibri" w:eastAsia="微软雅黑"/>
+          <w:b w:val="0"/>
+          <w:color w:val="333333"/>
+          <w:sz w:val="22"/>
+        </w:rPr>
+        <w:t>本项目使用 Git 进行版本管理，远程仓库托管在 GitHub。</w:t>
+      </w:r>
+    </w:p>
+    <w:p>
+      <w:r>
+        <w:rPr>
+          <w:rFonts w:ascii="Calibri" w:hAnsi="Calibri" w:eastAsia="微软雅黑"/>
+          <w:b/>
+          <w:color w:val="333333"/>
+          <w:sz w:val="22"/>
+        </w:rPr>
+        <w:t>远程仓库</w:t>
+      </w:r>
+    </w:p>
+    <w:tbl>
+      <w:tblPr>
+        <w:tblStyle w:val="TableGrid"/>
+        <w:tblW w:type="dxa" w:w="9638"/>
+        <w:jc w:val="left"/>
+        <w:tblLook w:firstColumn="1" w:firstRow="1" w:lastColumn="0" w:lastRow="0" w:noHBand="0" w:noVBand="1" w:val="04A0"/>
+        <w:tblInd w:w="120" w:type="dxa"/>
+        <w:tblLayout w:type="fixed"/>
+      </w:tblPr>
+      <w:tblGrid>
+        <w:gridCol w:w="2381"/>
+        <w:gridCol w:w="7257"/>
+      </w:tblGrid>
+      <w:tr>
+        <w:tc>
+          <w:tcPr>
+            <w:tcW w:type="dxa" w:w="2381"/>
+            <w:shd w:val="clear" w:color="auto" w:fill="2E74B5"/>
+          </w:tcPr>
+          <w:p>
+            <w:pPr>
+              <w:spacing w:after="40" w:before="40"/>
+            </w:pPr>
+            <w:r>
+              <w:rPr>
+                <w:rFonts w:ascii="Calibri" w:hAnsi="Calibri" w:eastAsia="微软雅黑"/>
+                <w:b/>
+                <w:color w:val="FFFFFF"/>
+                <w:sz w:val="21"/>
+              </w:rPr>
+              <w:t>项目</w:t>
+            </w:r>
+          </w:p>
+        </w:tc>
+        <w:tc>
+          <w:tcPr>
+            <w:tcW w:type="dxa" w:w="7257"/>
+            <w:shd w:val="clear" w:color="auto" w:fill="2E74B5"/>
+          </w:tcPr>
+          <w:p>
+            <w:pPr>
+              <w:spacing w:after="40" w:before="40"/>
+            </w:pPr>
+            <w:r>
+              <w:rPr>
+                <w:rFonts w:ascii="Calibri" w:hAnsi="Calibri" w:eastAsia="微软雅黑"/>
+                <w:b/>
+                <w:color w:val="FFFFFF"/>
+                <w:sz w:val="21"/>
+              </w:rPr>
+              <w:t>说明</w:t>
+            </w:r>
+          </w:p>
+        </w:tc>
+      </w:tr>
+      <w:tr>
+        <w:tc>
+          <w:tcPr>
+            <w:tcW w:type="dxa" w:w="2381"/>
+          </w:tcPr>
+          <w:p>
+            <w:pPr>
+              <w:spacing w:after="40" w:before="40"/>
+            </w:pPr>
+            <w:r>
+              <w:rPr>
+                <w:rFonts w:ascii="Calibri" w:hAnsi="Calibri" w:eastAsia="微软雅黑"/>
+                <w:b w:val="0"/>
+                <w:color w:val="333333"/>
+                <w:sz w:val="21"/>
+              </w:rPr>
+              <w:t>仓库地址</w:t>
+            </w:r>
+          </w:p>
+        </w:tc>
+        <w:tc>
+          <w:tcPr>
+            <w:tcW w:type="dxa" w:w="7257"/>
+          </w:tcPr>
+          <w:p>
+            <w:pPr>
+              <w:spacing w:after="40" w:before="40"/>
+            </w:pPr>
+            <w:r>
+              <w:rPr>
+                <w:rFonts w:ascii="Calibri" w:hAnsi="Calibri" w:eastAsia="微软雅黑"/>
+                <w:b w:val="0"/>
+                <w:color w:val="333333"/>
+                <w:sz w:val="21"/>
+              </w:rPr>
+              <w:t>https://github.com/cim8078/contract_manage（公开）</w:t>
+            </w:r>
+          </w:p>
+        </w:tc>
+      </w:tr>
+      <w:tr>
+        <w:tc>
+          <w:tcPr>
+            <w:tcW w:type="dxa" w:w="2381"/>
+          </w:tcPr>
+          <w:p>
+            <w:pPr>
+              <w:spacing w:after="40" w:before="40"/>
+            </w:pPr>
+            <w:r>
+              <w:rPr>
+                <w:rFonts w:ascii="Calibri" w:hAnsi="Calibri" w:eastAsia="微软雅黑"/>
+                <w:b w:val="0"/>
+                <w:color w:val="333333"/>
+                <w:sz w:val="21"/>
+              </w:rPr>
+              <w:t>默认分支</w:t>
+            </w:r>
+          </w:p>
+        </w:tc>
+        <w:tc>
+          <w:tcPr>
+            <w:tcW w:type="dxa" w:w="7257"/>
+          </w:tcPr>
+          <w:p>
+            <w:pPr>
+              <w:spacing w:after="40" w:before="40"/>
+            </w:pPr>
+            <w:r>
+              <w:rPr>
+                <w:rFonts w:ascii="Calibri" w:hAnsi="Calibri" w:eastAsia="微软雅黑"/>
+                <w:b w:val="0"/>
+                <w:color w:val="333333"/>
+                <w:sz w:val="21"/>
+              </w:rPr>
+              <w:t>main</w:t>
+            </w:r>
+          </w:p>
+        </w:tc>
+      </w:tr>
+      <w:tr>
+        <w:tc>
+          <w:tcPr>
+            <w:tcW w:type="dxa" w:w="2381"/>
+          </w:tcPr>
+          <w:p>
+            <w:pPr>
+              <w:spacing w:after="40" w:before="40"/>
+            </w:pPr>
+            <w:r>
+              <w:rPr>
+                <w:rFonts w:ascii="Calibri" w:hAnsi="Calibri" w:eastAsia="微软雅黑"/>
+                <w:b w:val="0"/>
+                <w:color w:val="333333"/>
+                <w:sz w:val="21"/>
+              </w:rPr>
+              <w:t>凭据管理</w:t>
+            </w:r>
+          </w:p>
+        </w:tc>
+        <w:tc>
+          <w:tcPr>
+            <w:tcW w:type="dxa" w:w="7257"/>
+          </w:tcPr>
+          <w:p>
+            <w:pPr>
+              <w:spacing w:after="40" w:before="40"/>
+            </w:pPr>
+            <w:r>
+              <w:rPr>
+                <w:rFonts w:ascii="Calibri" w:hAnsi="Calibri" w:eastAsia="微软雅黑"/>
+                <w:b w:val="0"/>
+                <w:color w:val="333333"/>
+                <w:sz w:val="21"/>
+              </w:rPr>
+              <w:t>Git Credential Manager（随 Git for Windows 安装，凭据保存在 Windows 凭据管理器，推送时自动使用，无需重复登录）</w:t>
+            </w:r>
+          </w:p>
+        </w:tc>
+      </w:tr>
+      <w:tr>
+        <w:tc>
+          <w:tcPr>
+            <w:tcW w:type="dxa" w:w="2381"/>
+          </w:tcPr>
+          <w:p>
+            <w:pPr>
+              <w:spacing w:after="40" w:before="40"/>
+            </w:pPr>
+            <w:r>
+              <w:rPr>
+                <w:rFonts w:ascii="Calibri" w:hAnsi="Calibri" w:eastAsia="微软雅黑"/>
+                <w:b w:val="0"/>
+                <w:color w:val="333333"/>
+                <w:sz w:val="21"/>
+              </w:rPr>
+              <w:t>提交署名</w:t>
+            </w:r>
+          </w:p>
+        </w:tc>
+        <w:tc>
+          <w:tcPr>
+            <w:tcW w:type="dxa" w:w="7257"/>
+          </w:tcPr>
+          <w:p>
+            <w:pPr>
+              <w:spacing w:after="40" w:before="40"/>
+            </w:pPr>
+            <w:r>
+              <w:rPr>
+                <w:rFonts w:ascii="Calibri" w:hAnsi="Calibri" w:eastAsia="微软雅黑"/>
+                <w:b w:val="0"/>
+                <w:color w:val="333333"/>
+                <w:sz w:val="21"/>
+              </w:rPr>
+              <w:t>cim8078 / cim8078@users.noreply.github.com</w:t>
+            </w:r>
+          </w:p>
+        </w:tc>
+      </w:tr>
+    </w:tbl>
+    <w:p>
+      <w:pPr>
+        <w:spacing w:after="40"/>
+      </w:pPr>
+    </w:p>
+    <w:p>
+      <w:r>
+        <w:rPr>
+          <w:rFonts w:ascii="Calibri" w:hAnsi="Calibri" w:eastAsia="微软雅黑"/>
+          <w:b/>
+          <w:color w:val="333333"/>
+          <w:sz w:val="22"/>
+        </w:rPr>
+        <w:t>本地修改推送到 GitHub</w:t>
+      </w:r>
+    </w:p>
+    <w:p>
+      <w:pPr>
+        <w:spacing w:before="80" w:after="160"/>
+        <w:ind w:left="170" w:right="170"/>
+        <w:shd w:val="clear" w:color="auto" w:fill="F5F7FA"/>
+      </w:pPr>
+      <w:r>
+        <w:rPr>
+          <w:rFonts w:ascii="Consolas" w:hAnsi="Consolas" w:eastAsia="微软雅黑"/>
+          <w:color w:val="1F4D78"/>
+          <w:sz w:val="20"/>
+        </w:rPr>
+        <w:t>git status                 # 查看工作区变更，确认同步范围</w:t>
+      </w:r>
+      <w:r>
+        <w:br/>
+      </w:r>
+      <w:r>
+        <w:rPr>
+          <w:rFonts w:ascii="Consolas" w:hAnsi="Consolas" w:eastAsia="微软雅黑"/>
+          <w:color w:val="1F4D78"/>
+          <w:sz w:val="20"/>
+        </w:rPr>
+        <w:t>git add -A                 # 暂存全部修改（backups/、cookies.txt、日志等已被 .gitignore 排除）</w:t>
+      </w:r>
+      <w:r>
+        <w:br/>
+      </w:r>
+      <w:r>
+        <w:rPr>
+          <w:rFonts w:ascii="Consolas" w:hAnsi="Consolas" w:eastAsia="微软雅黑"/>
+          <w:color w:val="1F4D78"/>
+          <w:sz w:val="20"/>
+        </w:rPr>
+        <w:t>git commit -m "变更说明"    # 生成一次提交记录</w:t>
+      </w:r>
+      <w:r>
+        <w:br/>
+      </w:r>
+      <w:r>
+        <w:rPr>
+          <w:rFonts w:ascii="Consolas" w:hAnsi="Consolas" w:eastAsia="微软雅黑"/>
+          <w:color w:val="1F4D78"/>
+          <w:sz w:val="20"/>
+        </w:rPr>
+        <w:t>git push                   # 推送到 GitHub</w:t>
+      </w:r>
+    </w:p>
+    <w:p>
+      <w:r>
+        <w:rPr>
+          <w:rFonts w:ascii="Calibri" w:hAnsi="Calibri" w:eastAsia="微软雅黑"/>
+          <w:b w:val="0"/>
+          <w:color w:val="333333"/>
+          <w:sz w:val="22"/>
+        </w:rPr>
+        <w:t>也可以使用一键脚本（项目根目录）：</w:t>
+      </w:r>
+    </w:p>
+    <w:p>
+      <w:pPr>
+        <w:spacing w:before="80" w:after="160"/>
+        <w:ind w:left="170" w:right="170"/>
+        <w:shd w:val="clear" w:color="auto" w:fill="F5F7FA"/>
+      </w:pPr>
+      <w:r>
+        <w:rPr>
+          <w:rFonts w:ascii="Consolas" w:hAnsi="Consolas" w:eastAsia="微软雅黑"/>
+          <w:color w:val="1F4D78"/>
+          <w:sz w:val="20"/>
+        </w:rPr>
+        <w:t>.\sync.ps1                    # 自动生成提交说明并推送</w:t>
+      </w:r>
+      <w:r>
+        <w:br/>
+      </w:r>
+      <w:r>
+        <w:rPr>
+          <w:rFonts w:ascii="Consolas" w:hAnsi="Consolas" w:eastAsia="微软雅黑"/>
+          <w:color w:val="1F4D78"/>
+          <w:sz w:val="20"/>
+        </w:rPr>
+        <w:t>.\sync.ps1 "修复登录问题"      # 使用自定义提交说明</w:t>
+      </w:r>
+    </w:p>
+    <w:p>
+      <w:r>
+        <w:rPr>
+          <w:rFonts w:ascii="Calibri" w:hAnsi="Calibri" w:eastAsia="微软雅黑"/>
+          <w:b/>
+          <w:color w:val="333333"/>
+          <w:sz w:val="22"/>
+        </w:rPr>
+        <w:t>从 GitHub 拉取更新</w:t>
+      </w:r>
+    </w:p>
+    <w:p>
+      <w:pPr>
+        <w:spacing w:before="80" w:after="160"/>
+        <w:ind w:left="170" w:right="170"/>
+        <w:shd w:val="clear" w:color="auto" w:fill="F5F7FA"/>
+      </w:pPr>
+      <w:r>
+        <w:rPr>
+          <w:rFonts w:ascii="Consolas" w:hAnsi="Consolas" w:eastAsia="微软雅黑"/>
+          <w:color w:val="1F4D78"/>
+          <w:sz w:val="20"/>
+        </w:rPr>
+        <w:t>git pull</w:t>
+      </w:r>
+    </w:p>
+    <w:p>
+      <w:r>
+        <w:rPr>
+          <w:rFonts w:ascii="Calibri" w:hAnsi="Calibri" w:eastAsia="微软雅黑"/>
+          <w:b/>
+          <w:color w:val="333333"/>
+          <w:sz w:val="22"/>
+        </w:rPr>
+        <w:t>同步规则</w:t>
+      </w:r>
+    </w:p>
+    <w:p>
+      <w:pPr>
+        <w:pStyle w:val="ListBullet"/>
+      </w:pPr>
+      <w:r>
+        <w:rPr>
+          <w:rFonts w:ascii="Calibri" w:hAnsi="Calibri" w:eastAsia="微软雅黑"/>
+          <w:b w:val="0"/>
+          <w:color w:val="333333"/>
+          <w:sz w:val="22"/>
+        </w:rPr>
+        <w:t xml:space="preserve">提交前先执行 </w:t>
+      </w:r>
+      <w:r>
+        <w:rPr>
+          <w:rFonts w:ascii="Consolas" w:hAnsi="Consolas" w:eastAsia="微软雅黑"/>
+          <w:b w:val="0"/>
+          <w:color w:val="333333"/>
+          <w:sz w:val="21"/>
+        </w:rPr>
+        <w:t>git status</w:t>
+      </w:r>
+      <w:r>
+        <w:rPr>
+          <w:rFonts w:ascii="Calibri" w:hAnsi="Calibri" w:eastAsia="微软雅黑"/>
+          <w:b w:val="0"/>
+          <w:color w:val="333333"/>
+          <w:sz w:val="22"/>
+        </w:rPr>
+        <w:t xml:space="preserve"> 核对变更范围，避免误提交；</w:t>
+      </w:r>
+    </w:p>
+    <w:p>
+      <w:pPr>
+        <w:pStyle w:val="ListBullet"/>
+      </w:pPr>
+      <w:r>
+        <w:rPr>
+          <w:rFonts w:ascii="Calibri" w:hAnsi="Calibri" w:eastAsia="微软雅黑"/>
+          <w:b w:val="0"/>
+          <w:color w:val="333333"/>
+          <w:sz w:val="22"/>
+        </w:rPr>
+        <w:t>提交说明用一句话概括本次变更（如“新增资金来源字段”“修复导出日期格式”），便于版本回溯；</w:t>
+      </w:r>
+    </w:p>
+    <w:p>
+      <w:pPr>
+        <w:pStyle w:val="ListBullet"/>
+      </w:pPr>
+      <w:r>
+        <w:rPr>
+          <w:rFonts w:ascii="Consolas" w:hAnsi="Consolas" w:eastAsia="微软雅黑"/>
+          <w:b w:val="0"/>
+          <w:color w:val="333333"/>
+          <w:sz w:val="21"/>
+        </w:rPr>
+        <w:t>backups/</w:t>
+      </w:r>
+      <w:r>
+        <w:rPr>
+          <w:rFonts w:ascii="Calibri" w:hAnsi="Calibri" w:eastAsia="微软雅黑"/>
+          <w:b w:val="0"/>
+          <w:color w:val="333333"/>
+          <w:sz w:val="22"/>
+        </w:rPr>
+        <w:t>（历史数据库快照）、</w:t>
+      </w:r>
+      <w:r>
+        <w:rPr>
+          <w:rFonts w:ascii="Consolas" w:hAnsi="Consolas" w:eastAsia="微软雅黑"/>
+          <w:b w:val="0"/>
+          <w:color w:val="333333"/>
+          <w:sz w:val="21"/>
+        </w:rPr>
+        <w:t>cookies.txt</w:t>
+      </w:r>
+      <w:r>
+        <w:rPr>
+          <w:rFonts w:ascii="Calibri" w:hAnsi="Calibri" w:eastAsia="微软雅黑"/>
+          <w:b w:val="0"/>
+          <w:color w:val="333333"/>
+          <w:sz w:val="22"/>
+        </w:rPr>
+        <w:t>、运行日志、</w:t>
+      </w:r>
+      <w:r>
+        <w:rPr>
+          <w:rFonts w:ascii="Consolas" w:hAnsi="Consolas" w:eastAsia="微软雅黑"/>
+          <w:b w:val="0"/>
+          <w:color w:val="333333"/>
+          <w:sz w:val="21"/>
+        </w:rPr>
+        <w:t>__pycache__/</w:t>
+      </w:r>
+      <w:r>
+        <w:rPr>
+          <w:rFonts w:ascii="Calibri" w:hAnsi="Calibri" w:eastAsia="微软雅黑"/>
+          <w:b w:val="0"/>
+          <w:color w:val="333333"/>
+          <w:sz w:val="22"/>
+        </w:rPr>
+        <w:t>、</w:t>
+      </w:r>
+      <w:r>
+        <w:rPr>
+          <w:rFonts w:ascii="Consolas" w:hAnsi="Consolas" w:eastAsia="微软雅黑"/>
+          <w:b w:val="0"/>
+          <w:color w:val="333333"/>
+          <w:sz w:val="21"/>
+        </w:rPr>
+        <w:t>.playwright-cli/</w:t>
+      </w:r>
+      <w:r>
+        <w:rPr>
+          <w:rFonts w:ascii="Calibri" w:hAnsi="Calibri" w:eastAsia="微软雅黑"/>
+          <w:b w:val="0"/>
+          <w:color w:val="333333"/>
+          <w:sz w:val="22"/>
+        </w:rPr>
+        <w:t xml:space="preserve"> 等已在 </w:t>
+      </w:r>
+      <w:r>
+        <w:rPr>
+          <w:rFonts w:ascii="Consolas" w:hAnsi="Consolas" w:eastAsia="微软雅黑"/>
+          <w:b w:val="0"/>
+          <w:color w:val="333333"/>
+          <w:sz w:val="21"/>
+        </w:rPr>
+        <w:t>.gitignore</w:t>
+      </w:r>
+      <w:r>
+        <w:rPr>
+          <w:rFonts w:ascii="Calibri" w:hAnsi="Calibri" w:eastAsia="微软雅黑"/>
+          <w:b w:val="0"/>
+          <w:color w:val="333333"/>
+          <w:sz w:val="22"/>
+        </w:rPr>
+        <w:t xml:space="preserve"> 中排除，禁止使用 </w:t>
+      </w:r>
+      <w:r>
+        <w:rPr>
+          <w:rFonts w:ascii="Consolas" w:hAnsi="Consolas" w:eastAsia="微软雅黑"/>
+          <w:b w:val="0"/>
+          <w:color w:val="333333"/>
+          <w:sz w:val="21"/>
+        </w:rPr>
+        <w:t>git add -f</w:t>
+      </w:r>
+      <w:r>
+        <w:rPr>
+          <w:rFonts w:ascii="Calibri" w:hAnsi="Calibri" w:eastAsia="微软雅黑"/>
+          <w:b w:val="0"/>
+          <w:color w:val="333333"/>
+          <w:sz w:val="22"/>
+        </w:rPr>
+        <w:t xml:space="preserve"> 强制提交；</w:t>
+      </w:r>
+    </w:p>
+    <w:p>
+      <w:pPr>
+        <w:pStyle w:val="ListBullet"/>
+      </w:pPr>
+      <w:r>
+        <w:rPr>
+          <w:rFonts w:ascii="Consolas" w:hAnsi="Consolas" w:eastAsia="微软雅黑"/>
+          <w:b w:val="0"/>
+          <w:color w:val="333333"/>
+          <w:sz w:val="21"/>
+        </w:rPr>
+        <w:t>data/</w:t>
+      </w:r>
+      <w:r>
+        <w:rPr>
+          <w:rFonts w:ascii="Calibri" w:hAnsi="Calibri" w:eastAsia="微软雅黑"/>
+          <w:b w:val="0"/>
+          <w:color w:val="333333"/>
+          <w:sz w:val="22"/>
+        </w:rPr>
+        <w:t xml:space="preserve"> 下的数据库与附件属于仓库内容，会随提交同步到 GitHub；仓库为公开可见，注意不得将账号口令等敏感信息写入代码、数据或文档；</w:t>
+      </w:r>
+    </w:p>
+    <w:p>
+      <w:pPr>
+        <w:pStyle w:val="ListBullet"/>
+      </w:pPr>
+      <w:r>
+        <w:rPr>
+          <w:rFonts w:ascii="Calibri" w:hAnsi="Calibri" w:eastAsia="微软雅黑"/>
+          <w:b w:val="0"/>
+          <w:color w:val="333333"/>
+          <w:sz w:val="22"/>
+        </w:rPr>
+        <w:t>本地与远程出现冲突时（</w:t>
+      </w:r>
+      <w:r>
+        <w:rPr>
+          <w:rFonts w:ascii="Consolas" w:hAnsi="Consolas" w:eastAsia="微软雅黑"/>
+          <w:b w:val="0"/>
+          <w:color w:val="333333"/>
+          <w:sz w:val="21"/>
+        </w:rPr>
+        <w:t>git pull</w:t>
+      </w:r>
+      <w:r>
+        <w:rPr>
+          <w:rFonts w:ascii="Calibri" w:hAnsi="Calibri" w:eastAsia="微软雅黑"/>
+          <w:b w:val="0"/>
+          <w:color w:val="333333"/>
+          <w:sz w:val="22"/>
+        </w:rPr>
+        <w:t xml:space="preserve"> 提示 conflict），打开冲突文件保留正确内容，再执行 </w:t>
+      </w:r>
+      <w:r>
+        <w:rPr>
+          <w:rFonts w:ascii="Consolas" w:hAnsi="Consolas" w:eastAsia="微软雅黑"/>
+          <w:b w:val="0"/>
+          <w:color w:val="333333"/>
+          <w:sz w:val="21"/>
+        </w:rPr>
+        <w:t>git add</w:t>
+      </w:r>
+      <w:r>
+        <w:rPr>
+          <w:rFonts w:ascii="Calibri" w:hAnsi="Calibri" w:eastAsia="微软雅黑"/>
+          <w:b w:val="0"/>
+          <w:color w:val="333333"/>
+          <w:sz w:val="22"/>
+        </w:rPr>
+        <w:t xml:space="preserve"> + </w:t>
+      </w:r>
+      <w:r>
+        <w:rPr>
+          <w:rFonts w:ascii="Consolas" w:hAnsi="Consolas" w:eastAsia="微软雅黑"/>
+          <w:b w:val="0"/>
+          <w:color w:val="333333"/>
+          <w:sz w:val="21"/>
+        </w:rPr>
+        <w:t>git commit</w:t>
+      </w:r>
+      <w:r>
+        <w:rPr>
+          <w:rFonts w:ascii="Calibri" w:hAnsi="Calibri" w:eastAsia="微软雅黑"/>
+          <w:b w:val="0"/>
+          <w:color w:val="333333"/>
+          <w:sz w:val="22"/>
+        </w:rPr>
+        <w:t xml:space="preserve"> 完成合并；</w:t>
+      </w:r>
+    </w:p>
+    <w:p>
+      <w:pPr>
+        <w:pStyle w:val="ListBullet"/>
+      </w:pPr>
+      <w:r>
+        <w:rPr>
+          <w:rFonts w:ascii="Calibri" w:hAnsi="Calibri" w:eastAsia="微软雅黑"/>
+          <w:b w:val="0"/>
+          <w:color w:val="333333"/>
+          <w:sz w:val="22"/>
+        </w:rPr>
+        <w:t>数据库结构变更仍遵循 7.3 的 MIGRATIONS 版本化规则（追加新版本号、禁止修改历史版本），与代码变更一并提交；</w:t>
+      </w:r>
+    </w:p>
+    <w:p>
+      <w:pPr>
+        <w:pStyle w:val="ListBullet"/>
+      </w:pPr>
+      <w:r>
+        <w:rPr>
+          <w:rFonts w:ascii="Calibri" w:hAnsi="Calibri" w:eastAsia="微软雅黑"/>
+          <w:b w:val="0"/>
+          <w:color w:val="333333"/>
+          <w:sz w:val="22"/>
+        </w:rPr>
+        <w:t>文档变更（本文档、《数据字典表》《用户操作手册》）与对应代码变更尽量在同一提交中完成。</w:t>
+      </w:r>
+    </w:p>
+    <w:p>
+      <w:pPr>
         <w:pStyle w:val="Heading1"/>
       </w:pPr>
       <w:r>
@@ -12877,6 +13567,65 @@
                 <w:sz w:val="21"/>
               </w:rPr>
               <w:t>变更内容</w:t>
+            </w:r>
+          </w:p>
+        </w:tc>
+      </w:tr>
+      <w:tr>
+        <w:tc>
+          <w:tcPr>
+            <w:tcW w:type="dxa" w:w="2608"/>
+          </w:tcPr>
+          <w:p>
+            <w:pPr>
+              <w:spacing w:after="40" w:before="40"/>
+            </w:pPr>
+            <w:r>
+              <w:rPr>
+                <w:rFonts w:ascii="Calibri" w:hAnsi="Calibri" w:eastAsia="微软雅黑"/>
+                <w:b w:val="0"/>
+                <w:color w:val="333333"/>
+                <w:sz w:val="21"/>
+              </w:rPr>
+              <w:t>V1.1</w:t>
+            </w:r>
+          </w:p>
+        </w:tc>
+        <w:tc>
+          <w:tcPr>
+            <w:tcW w:type="dxa" w:w="1814"/>
+          </w:tcPr>
+          <w:p>
+            <w:pPr>
+              <w:spacing w:after="40" w:before="40"/>
+            </w:pPr>
+            <w:r>
+              <w:rPr>
+                <w:rFonts w:ascii="Calibri" w:hAnsi="Calibri" w:eastAsia="微软雅黑"/>
+                <w:b w:val="0"/>
+                <w:color w:val="333333"/>
+                <w:sz w:val="21"/>
+              </w:rPr>
+              <w:t>2026-08-29</w:t>
+            </w:r>
+          </w:p>
+        </w:tc>
+        <w:tc>
+          <w:tcPr>
+            <w:tcW w:type="dxa" w:w="5216"/>
+          </w:tcPr>
+          <w:p>
+            <w:pPr>
+              <w:spacing w:after="40" w:before="40"/>
+            </w:pPr>
+            <w:r>
+              <w:rPr>
+                <w:rFonts w:ascii="Calibri" w:hAnsi="Calibri" w:eastAsia="微软雅黑"/>
+                <w:b w:val="0"/>
+                <w:color w:val="333333"/>
+                <w:sz w:val="21"/>
+              </w:rPr>
+              <w:t>新增 7.5“版本管理（Git/GitHub 同步）”章节：远程仓库信息、本地/远程同步命令与提交规则</w:t>
             </w:r>
           </w:p>
         </w:tc>
@@ -13523,18 +14272,33 @@
   </w:num>
   <w:num w:numId="10">
     <w:abstractNumId w:val="7"/>
+    <w:lvlOverride w:ilvl="0">
+      <w:startOverride w:val="1"/>
+    </w:lvlOverride>
   </w:num>
   <w:num w:numId="11">
     <w:abstractNumId w:val="7"/>
+    <w:lvlOverride w:ilvl="0">
+      <w:startOverride w:val="1"/>
+    </w:lvlOverride>
   </w:num>
   <w:num w:numId="12">
     <w:abstractNumId w:val="7"/>
+    <w:lvlOverride w:ilvl="0">
+      <w:startOverride w:val="1"/>
+    </w:lvlOverride>
   </w:num>
   <w:num w:numId="13">
     <w:abstractNumId w:val="7"/>
+    <w:lvlOverride w:ilvl="0">
+      <w:startOverride w:val="1"/>
+    </w:lvlOverride>
   </w:num>
   <w:num w:numId="14">
     <w:abstractNumId w:val="7"/>
+    <w:lvlOverride w:ilvl="0">
+      <w:startOverride w:val="1"/>
+    </w:lvlOverride>
   </w:num>
 </w:numbering>
 </file>
